--- a/20_Projects/企業のオンライン保健室/クラウドパワー株式会社/健康診断管理体制について_佐治様向け.docx
+++ b/20_Projects/企業のオンライン保健室/クラウドパワー株式会社/健康診断管理体制について_佐治様向け.docx
@@ -84,9 +84,9 @@
         <w:rPr>
           <w:sz w:val="21"/>
         </w:rPr>
-        <w:t>✓  要フォロー者の把握：C・D・E判定など「要再検査・要精密検査・要治療」に該当する</w:t>
+        <w:t>✓  要フォロー者の把握：医師が異常所見ありと判断した社員（C・D・E判定相当）を把握し、</w:t>
         <w:br/>
-        <w:t xml:space="preserve">         社員を把握し、必要に応じて受診勧奨を行うこと</w:t>
+        <w:t xml:space="preserve">         必要に応じて受診勧奨を行うこと</w:t>
       </w:r>
     </w:p>
     <w:p>
@@ -98,6 +98,217 @@
           <w:sz w:val="21"/>
         </w:rPr>
         <w:t>✓  医師への意見聴取：有所見者（異常あり）がいる場合、医師の意見を確認すること</w:t>
+      </w:r>
+    </w:p>
+    <w:p/>
+    <w:p>
+      <w:pPr>
+        <w:jc w:val="left"/>
+      </w:pPr>
+      <w:r>
+        <w:rPr>
+          <w:b/>
+          <w:color w:val="B43C00"/>
+          <w:sz w:val="23"/>
+        </w:rPr>
+        <w:t>■ 対象者の考え方：健保組合のリストだけでは足りない</w:t>
+      </w:r>
+    </w:p>
+    <w:p>
+      <w:pPr>
+        <w:ind w:left="397"/>
+      </w:pPr>
+      <w:r>
+        <w:rPr>
+          <w:sz w:val="21"/>
+        </w:rPr>
+        <w:t>健保組合から送られてくる受診対象者リスト　→　40歳以上の社会保険加入者のみ</w:t>
+      </w:r>
+    </w:p>
+    <w:p>
+      <w:pPr>
+        <w:ind w:left="397"/>
+      </w:pPr>
+      <w:r>
+        <w:rPr>
+          <w:sz w:val="21"/>
+        </w:rPr>
+        <w:t>労働安全衛生法の対象　→　年齢問わず「常時使用する労働者」全員</w:t>
+      </w:r>
+    </w:p>
+    <w:p/>
+    <w:tbl>
+      <w:tblPr>
+        <w:tblStyle w:val="TableGrid"/>
+        <w:tblW w:type="auto" w:w="0"/>
+        <w:tblLook w:firstColumn="1" w:firstRow="1" w:lastColumn="0" w:lastRow="0" w:noHBand="0" w:noVBand="1" w:val="04A0"/>
+      </w:tblPr>
+      <w:tblGrid>
+        <w:gridCol w:w="2880"/>
+        <w:gridCol w:w="2880"/>
+        <w:gridCol w:w="2880"/>
+      </w:tblGrid>
+      <w:tr>
+        <w:tc>
+          <w:tcPr>
+            <w:tcW w:type="dxa" w:w="2880"/>
+          </w:tcPr>
+          <w:p>
+            <w:r>
+              <w:rPr>
+                <w:b/>
+                <w:sz w:val="20"/>
+              </w:rPr>
+            </w:r>
+          </w:p>
+        </w:tc>
+        <w:tc>
+          <w:tcPr>
+            <w:tcW w:type="dxa" w:w="2880"/>
+          </w:tcPr>
+          <w:p>
+            <w:r>
+              <w:rPr>
+                <w:b/>
+                <w:sz w:val="20"/>
+              </w:rPr>
+              <w:t>対象年齢</w:t>
+            </w:r>
+          </w:p>
+        </w:tc>
+        <w:tc>
+          <w:tcPr>
+            <w:tcW w:type="dxa" w:w="2880"/>
+          </w:tcPr>
+          <w:p>
+            <w:r>
+              <w:rPr>
+                <w:b/>
+                <w:sz w:val="20"/>
+              </w:rPr>
+              <w:t>費用負担</w:t>
+            </w:r>
+          </w:p>
+        </w:tc>
+      </w:tr>
+      <w:tr>
+        <w:tc>
+          <w:tcPr>
+            <w:tcW w:type="dxa" w:w="2880"/>
+          </w:tcPr>
+          <w:p>
+            <w:r>
+              <w:rPr>
+                <w:sz w:val="20"/>
+              </w:rPr>
+              <w:t>健保組合の健診</w:t>
+            </w:r>
+          </w:p>
+        </w:tc>
+        <w:tc>
+          <w:tcPr>
+            <w:tcW w:type="dxa" w:w="2880"/>
+          </w:tcPr>
+          <w:p>
+            <w:r>
+              <w:rPr>
+                <w:sz w:val="20"/>
+              </w:rPr>
+              <w:t>40歳以上</w:t>
+            </w:r>
+          </w:p>
+        </w:tc>
+        <w:tc>
+          <w:tcPr>
+            <w:tcW w:type="dxa" w:w="2880"/>
+          </w:tcPr>
+          <w:p>
+            <w:r>
+              <w:rPr>
+                <w:sz w:val="20"/>
+              </w:rPr>
+              <w:t>健保組合</w:t>
+            </w:r>
+          </w:p>
+        </w:tc>
+      </w:tr>
+      <w:tr>
+        <w:tc>
+          <w:tcPr>
+            <w:tcW w:type="dxa" w:w="2880"/>
+          </w:tcPr>
+          <w:p>
+            <w:r>
+              <w:rPr>
+                <w:sz w:val="20"/>
+              </w:rPr>
+              <w:t>労働安全衛生法の健診</w:t>
+            </w:r>
+          </w:p>
+        </w:tc>
+        <w:tc>
+          <w:tcPr>
+            <w:tcW w:type="dxa" w:w="2880"/>
+          </w:tcPr>
+          <w:p>
+            <w:r>
+              <w:rPr>
+                <w:sz w:val="20"/>
+              </w:rPr>
+              <w:t>年齢問わず</w:t>
+            </w:r>
+          </w:p>
+        </w:tc>
+        <w:tc>
+          <w:tcPr>
+            <w:tcW w:type="dxa" w:w="2880"/>
+          </w:tcPr>
+          <w:p>
+            <w:r>
+              <w:rPr>
+                <w:sz w:val="20"/>
+              </w:rPr>
+              <w:t>会社</w:t>
+            </w:r>
+          </w:p>
+        </w:tc>
+      </w:tr>
+    </w:tbl>
+    <w:p/>
+    <w:p>
+      <w:pPr>
+        <w:ind w:left="794"/>
+      </w:pPr>
+      <w:r>
+        <w:rPr>
+          <w:color w:val="B43C00"/>
+          <w:sz w:val="20"/>
+        </w:rPr>
+        <w:t>※ 39歳以下の社員は健保組合のリストに載らないが、会社の義務として健診を受けさせる必要がある。</w:t>
+      </w:r>
+    </w:p>
+    <w:p>
+      <w:pPr>
+        <w:ind w:left="794"/>
+      </w:pPr>
+      <w:r>
+        <w:rPr>
+          <w:color w:val="B43C00"/>
+          <w:sz w:val="20"/>
+        </w:rPr>
+        <w:t>※ 健保組合の健診を受ければ、労働安全衛生法の定期健診を兼ねることができる（40歳以上）。</w:t>
+      </w:r>
+    </w:p>
+    <w:p>
+      <w:pPr>
+        <w:ind w:left="794"/>
+      </w:pPr>
+      <w:r>
+        <w:rPr>
+          <w:color w:val="B43C00"/>
+          <w:sz w:val="20"/>
+        </w:rPr>
+        <w:t>※ 39歳以下は会社が独自に健診を手配・費用負担する。</w:t>
       </w:r>
     </w:p>
     <w:p/>
@@ -122,9 +333,7 @@
         <w:rPr>
           <w:sz w:val="21"/>
         </w:rPr>
-        <w:t>● 個人情報保護法：健康診断結果は「要配慮個人情報」。閲覧者を社長・管理担当者に限定した</w:t>
-        <w:br/>
-        <w:t xml:space="preserve">         運用が必要</w:t>
+        <w:t>● 個人情報保護法：健康診断結果は「要配慮個人情報」。閲覧者を社長・管理担当者に限定した運用が必要</w:t>
       </w:r>
     </w:p>
     <w:p>
@@ -135,9 +344,7 @@
         <w:rPr>
           <w:sz w:val="21"/>
         </w:rPr>
-        <w:t>● 安全配慮義務（労働契約法）：健康上の課題が判明した社員に対して、業務内容や</w:t>
-        <w:br/>
-        <w:t xml:space="preserve">         負荷への配慮を検討すること</w:t>
+        <w:t>● 安全配慮義務（労働契約法）：健康上の課題が判明した社員に対して、業務内容や負荷への配慮を検討すること</w:t>
       </w:r>
     </w:p>
     <w:p/>
@@ -194,7 +401,7 @@
         <w:rPr>
           <w:sz w:val="21"/>
         </w:rPr>
-        <w:t>③ 要フォロー者（C判定以上）の把握・記録</w:t>
+        <w:t>③ 要フォロー者（医師が異常所見ありと判断した社員）の把握・記録</w:t>
       </w:r>
     </w:p>
     <w:p>
@@ -284,7 +491,7 @@
         <w:rPr>
           <w:sz w:val="21"/>
         </w:rPr>
-        <w:t>【確認】C・D・E判定の有無を確認し、必要に応じて声かけ・受診勧奨を行う</w:t>
+        <w:t>【確認】異常所見の有無を確認し、必要に応じて声かけ・受診勧奨を行う</w:t>
       </w:r>
     </w:p>
     <w:p/>
@@ -418,7 +625,18 @@
         <w:rPr>
           <w:sz w:val="21"/>
         </w:rPr>
-        <w:t>△  C・D・E判定者の把握と記録</w:t>
+        <w:t>△  異常所見者の把握と記録</w:t>
+      </w:r>
+    </w:p>
+    <w:p>
+      <w:pPr>
+        <w:ind w:left="397"/>
+      </w:pPr>
+      <w:r>
+        <w:rPr>
+          <w:sz w:val="21"/>
+        </w:rPr>
+        <w:t>△  39歳以下の社員への健診手配・費用負担の確認</w:t>
       </w:r>
     </w:p>
     <w:p>
@@ -443,7 +661,6 @@
         <w:t>△  保管先・閲覧権限の設定</w:t>
       </w:r>
     </w:p>
-    <w:p/>
     <w:p/>
     <w:p>
       <w:pPr>

--- a/20_Projects/企業のオンライン保健室/クラウドパワー株式会社/健康診断管理体制について_佐治様向け.docx
+++ b/20_Projects/企業のオンライン保健室/クラウドパワー株式会社/健康診断管理体制について_佐治様向け.docx
@@ -21,9 +21,7 @@
         <w:spacing w:after="240"/>
       </w:pPr>
       <w:r>
-        <w:t>社員の健康管理は、会社として法令上定められた義務があります。</w:t>
-        <w:br/>
-        <w:t>本資料では、健康診断に関して会社が対応すべき事項と、一般的な管理方法の例をまとめました。</w:t>
+        <w:t>先日口頭でお伝えした内容を、資料としてまとめました。</w:t>
       </w:r>
     </w:p>
     <w:p>

--- a/20_Projects/企業のオンライン保健室/クラウドパワー株式会社/健康診断管理体制について_佐治様向け.docx
+++ b/20_Projects/企業のオンライン保健室/クラウドパワー株式会社/健康診断管理体制について_佐治様向け.docx
@@ -9,132 +9,140 @@
       <w:r>
         <w:rPr>
           <w:b/>
-          <w:color w:val="003366"/>
           <w:sz w:val="32"/>
         </w:rPr>
-        <w:t>健康診断の管理体制について</w:t>
+        <w:t>健康診断管理について</w:t>
       </w:r>
     </w:p>
     <w:p/>
     <w:p>
-      <w:pPr>
-        <w:spacing w:after="240"/>
-      </w:pPr>
-      <w:r>
-        <w:t>先日口頭でお伝えした内容を、資料としてまとめました。</w:t>
-      </w:r>
-    </w:p>
-    <w:p>
-      <w:pPr>
-        <w:jc w:val="left"/>
-        <w:shd w:val="clear" w:color="auto" w:fill="EBF0F8"/>
-      </w:pPr>
       <w:r>
         <w:rPr>
-          <w:b/>
-          <w:color w:val="003366"/>
-          <w:sz w:val="28"/>
+          <w:b w:val="0"/>
+          <w:sz w:val="21"/>
         </w:rPr>
-        <w:t>1. 法令上、会社がやらなければならないこと</w:t>
+        <w:t>先日口頭でお話しした内容を整理しましたので共有いたします。</w:t>
       </w:r>
     </w:p>
     <w:p/>
     <w:p>
-      <w:pPr>
-        <w:jc w:val="left"/>
-      </w:pPr>
       <w:r>
         <w:rPr>
           <w:b/>
-          <w:color w:val="003366"/>
-          <w:sz w:val="23"/>
+          <w:sz w:val="21"/>
         </w:rPr>
-        <w:t>■ 労働安全衛生法（義務）</w:t>
+        <w:t>1．法令上、会社が行う必要があること</w:t>
       </w:r>
     </w:p>
     <w:p>
-      <w:pPr>
-        <w:ind w:left="397"/>
-      </w:pPr>
       <w:r>
         <w:rPr>
+          <w:b/>
           <w:sz w:val="21"/>
         </w:rPr>
-        <w:t>✓  健康診断の実施：常時使用する労働者に対して、年1回の定期健康診断を実施すること</w:t>
+        <w:t>■ 労働安全衛生法（会社の義務）</w:t>
       </w:r>
     </w:p>
     <w:p>
-      <w:pPr>
-        <w:ind w:left="397"/>
-      </w:pPr>
       <w:r>
         <w:rPr>
+          <w:b w:val="0"/>
           <w:sz w:val="21"/>
         </w:rPr>
-        <w:t>✓  健康診断結果の保管：健康診断個人票を5年間保存すること（退職後も含む）</w:t>
+        <w:t>会社には以下が求められています。</w:t>
       </w:r>
     </w:p>
     <w:p>
-      <w:pPr>
-        <w:ind w:left="397"/>
-      </w:pPr>
       <w:r>
         <w:rPr>
+          <w:b w:val="0"/>
           <w:sz w:val="21"/>
         </w:rPr>
-        <w:t>✓  要フォロー者の把握：医師が異常所見ありと判断した社員（C・D・E判定相当）を把握し、</w:t>
-        <w:br/>
-        <w:t xml:space="preserve">         必要に応じて受診勧奨を行うこと</w:t>
+        <w:t>健康診断の実施</w:t>
       </w:r>
     </w:p>
     <w:p>
-      <w:pPr>
-        <w:ind w:left="397"/>
-      </w:pPr>
       <w:r>
         <w:rPr>
+          <w:b w:val="0"/>
           <w:sz w:val="21"/>
         </w:rPr>
-        <w:t>✓  医師への意見聴取：有所見者（異常あり）がいる場合、医師の意見を確認すること</w:t>
+        <w:t xml:space="preserve">　（常時使用する労働者に対し、年1回の定期健康診断を実施すること）</w:t>
+      </w:r>
+    </w:p>
+    <w:p>
+      <w:r>
+        <w:rPr>
+          <w:b w:val="0"/>
+          <w:sz w:val="21"/>
+        </w:rPr>
+        <w:t>健康診断結果の管理</w:t>
+      </w:r>
+    </w:p>
+    <w:p>
+      <w:r>
+        <w:rPr>
+          <w:b w:val="0"/>
+          <w:sz w:val="21"/>
+        </w:rPr>
+        <w:t xml:space="preserve">　（健康診断個人票を作成し、5年間保存すること）</w:t>
+      </w:r>
+    </w:p>
+    <w:p>
+      <w:r>
+        <w:rPr>
+          <w:b w:val="0"/>
+          <w:sz w:val="21"/>
+        </w:rPr>
+        <w:t>異常所見者の把握</w:t>
+      </w:r>
+    </w:p>
+    <w:p>
+      <w:r>
+        <w:rPr>
+          <w:b w:val="0"/>
+          <w:sz w:val="21"/>
+        </w:rPr>
+        <w:t xml:space="preserve">　（医師が異常所見ありと判断した社員を把握し、必要に応じて受診勧奨等を行うこと）</w:t>
+      </w:r>
+    </w:p>
+    <w:p>
+      <w:r>
+        <w:rPr>
+          <w:b w:val="0"/>
+          <w:sz w:val="21"/>
+        </w:rPr>
+        <w:t>医師への意見聴取</w:t>
+      </w:r>
+    </w:p>
+    <w:p>
+      <w:r>
+        <w:rPr>
+          <w:b w:val="0"/>
+          <w:sz w:val="21"/>
+        </w:rPr>
+        <w:t xml:space="preserve">　（必要に応じて医師の意見を確認すること）</w:t>
       </w:r>
     </w:p>
     <w:p/>
     <w:p>
-      <w:pPr>
-        <w:jc w:val="left"/>
-      </w:pPr>
       <w:r>
         <w:rPr>
           <w:b/>
-          <w:color w:val="B43C00"/>
-          <w:sz w:val="23"/>
+          <w:sz w:val="21"/>
         </w:rPr>
-        <w:t>■ 対象者の考え方：健保組合のリストだけでは足りない</w:t>
+        <w:t>■ 健康診断対象者について</w:t>
       </w:r>
     </w:p>
     <w:p>
-      <w:pPr>
-        <w:ind w:left="397"/>
-      </w:pPr>
       <w:r>
         <w:rPr>
+          <w:b w:val="0"/>
           <w:sz w:val="21"/>
         </w:rPr>
-        <w:t>健保組合から送られてくる受診対象者リスト　→　40歳以上の社会保険加入者のみ</w:t>
+        <w:t>健康診断の対象者は、健康保険組合から案内が来る方だけではありません。</w:t>
       </w:r>
     </w:p>
-    <w:p>
-      <w:pPr>
-        <w:ind w:left="397"/>
-      </w:pPr>
-      <w:r>
-        <w:rPr>
-          <w:sz w:val="21"/>
-        </w:rPr>
-        <w:t>労働安全衛生法の対象　→　年齢問わず「常時使用する労働者」全員</w:t>
-      </w:r>
-    </w:p>
-    <w:p/>
     <w:tbl>
       <w:tblPr>
         <w:tblStyle w:val="TableGrid"/>
@@ -142,49 +150,27 @@
         <w:tblLook w:firstColumn="1" w:firstRow="1" w:lastColumn="0" w:lastRow="0" w:noHBand="0" w:noVBand="1" w:val="04A0"/>
       </w:tblPr>
       <w:tblGrid>
-        <w:gridCol w:w="2880"/>
-        <w:gridCol w:w="2880"/>
-        <w:gridCol w:w="2880"/>
+        <w:gridCol w:w="4320"/>
+        <w:gridCol w:w="4320"/>
       </w:tblGrid>
       <w:tr>
         <w:tc>
           <w:tcPr>
-            <w:tcW w:type="dxa" w:w="2880"/>
+            <w:tcW w:type="dxa" w:w="4320"/>
           </w:tcPr>
           <w:p>
             <w:r>
-              <w:rPr>
-                <w:b/>
-                <w:sz w:val="20"/>
-              </w:rPr>
+              <w:t>区分</w:t>
             </w:r>
           </w:p>
         </w:tc>
         <w:tc>
           <w:tcPr>
-            <w:tcW w:type="dxa" w:w="2880"/>
+            <w:tcW w:type="dxa" w:w="4320"/>
           </w:tcPr>
           <w:p>
             <w:r>
-              <w:rPr>
-                <w:b/>
-                <w:sz w:val="20"/>
-              </w:rPr>
-              <w:t>対象年齢</w:t>
-            </w:r>
-          </w:p>
-        </w:tc>
-        <w:tc>
-          <w:tcPr>
-            <w:tcW w:type="dxa" w:w="2880"/>
-          </w:tcPr>
-          <w:p>
-            <w:r>
-              <w:rPr>
-                <w:b/>
-                <w:sz w:val="20"/>
-              </w:rPr>
-              <w:t>費用負担</w:t>
+              <w:t>対象</w:t>
             </w:r>
           </w:p>
         </w:tc>
@@ -192,40 +178,21 @@
       <w:tr>
         <w:tc>
           <w:tcPr>
-            <w:tcW w:type="dxa" w:w="2880"/>
+            <w:tcW w:type="dxa" w:w="4320"/>
           </w:tcPr>
           <w:p>
             <w:r>
-              <w:rPr>
-                <w:sz w:val="20"/>
-              </w:rPr>
               <w:t>健保組合の健診</w:t>
             </w:r>
           </w:p>
         </w:tc>
         <w:tc>
           <w:tcPr>
-            <w:tcW w:type="dxa" w:w="2880"/>
+            <w:tcW w:type="dxa" w:w="4320"/>
           </w:tcPr>
           <w:p>
             <w:r>
-              <w:rPr>
-                <w:sz w:val="20"/>
-              </w:rPr>
-              <w:t>40歳以上</w:t>
-            </w:r>
-          </w:p>
-        </w:tc>
-        <w:tc>
-          <w:tcPr>
-            <w:tcW w:type="dxa" w:w="2880"/>
-          </w:tcPr>
-          <w:p>
-            <w:r>
-              <w:rPr>
-                <w:sz w:val="20"/>
-              </w:rPr>
-              <w:t>健保組合</w:t>
+              <w:t>健保組合の制度対象者</w:t>
             </w:r>
           </w:p>
         </w:tc>
@@ -233,40 +200,21 @@
       <w:tr>
         <w:tc>
           <w:tcPr>
-            <w:tcW w:type="dxa" w:w="2880"/>
+            <w:tcW w:type="dxa" w:w="4320"/>
           </w:tcPr>
           <w:p>
             <w:r>
-              <w:rPr>
-                <w:sz w:val="20"/>
-              </w:rPr>
               <w:t>労働安全衛生法の健診</w:t>
             </w:r>
           </w:p>
         </w:tc>
         <w:tc>
           <w:tcPr>
-            <w:tcW w:type="dxa" w:w="2880"/>
+            <w:tcW w:type="dxa" w:w="4320"/>
           </w:tcPr>
           <w:p>
             <w:r>
-              <w:rPr>
-                <w:sz w:val="20"/>
-              </w:rPr>
-              <w:t>年齢問わず</w:t>
-            </w:r>
-          </w:p>
-        </w:tc>
-        <w:tc>
-          <w:tcPr>
-            <w:tcW w:type="dxa" w:w="2880"/>
-          </w:tcPr>
-          <w:p>
-            <w:r>
-              <w:rPr>
-                <w:sz w:val="20"/>
-              </w:rPr>
-              <w:t>会社</w:t>
+              <w:t>常時使用する労働者</w:t>
             </w:r>
           </w:p>
         </w:tc>
@@ -274,403 +222,499 @@
     </w:tbl>
     <w:p/>
     <w:p>
-      <w:pPr>
-        <w:ind w:left="794"/>
-      </w:pPr>
       <w:r>
         <w:rPr>
-          <w:color w:val="B43C00"/>
-          <w:sz w:val="20"/>
+          <w:b w:val="0"/>
+          <w:sz w:val="21"/>
         </w:rPr>
-        <w:t>※ 39歳以下の社員は健保組合のリストに載らないが、会社の義務として健診を受けさせる必要がある。</w:t>
+        <w:t>そのため、39歳以下の社員についても会社として定期健康診断の対象となります。</w:t>
       </w:r>
     </w:p>
     <w:p>
-      <w:pPr>
-        <w:ind w:left="794"/>
-      </w:pPr>
       <w:r>
         <w:rPr>
-          <w:color w:val="B43C00"/>
-          <w:sz w:val="20"/>
-        </w:rPr>
-        <w:t>※ 健保組合の健診を受ければ、労働安全衛生法の定期健診を兼ねることができる（40歳以上）。</w:t>
-      </w:r>
-    </w:p>
-    <w:p>
-      <w:pPr>
-        <w:ind w:left="794"/>
-      </w:pPr>
-      <w:r>
-        <w:rPr>
-          <w:color w:val="B43C00"/>
-          <w:sz w:val="20"/>
-        </w:rPr>
-        <w:t>※ 39歳以下は会社が独自に健診を手配・費用負担する。</w:t>
-      </w:r>
-    </w:p>
-    <w:p/>
-    <w:p>
-      <w:pPr>
-        <w:jc w:val="left"/>
-      </w:pPr>
-      <w:r>
-        <w:rPr>
-          <w:b/>
-          <w:color w:val="465A78"/>
-          <w:sz w:val="23"/>
-        </w:rPr>
-        <w:t>■ 配慮すべき法律（義務ではないが重要）</w:t>
-      </w:r>
-    </w:p>
-    <w:p>
-      <w:pPr>
-        <w:ind w:left="397"/>
-      </w:pPr>
-      <w:r>
-        <w:rPr>
+          <w:b w:val="0"/>
           <w:sz w:val="21"/>
         </w:rPr>
-        <w:t>● 個人情報保護法：健康診断結果は「要配慮個人情報」。閲覧者を社長・管理担当者に限定した運用が必要</w:t>
-      </w:r>
-    </w:p>
-    <w:p>
-      <w:pPr>
-        <w:ind w:left="397"/>
-      </w:pPr>
-      <w:r>
-        <w:rPr>
-          <w:sz w:val="21"/>
-        </w:rPr>
-        <w:t>● 安全配慮義務（労働契約法）：健康上の課題が判明した社員に対して、業務内容や負荷への配慮を検討すること</w:t>
-      </w:r>
-    </w:p>
-    <w:p/>
-    <w:p>
-      <w:pPr>
-        <w:jc w:val="left"/>
-        <w:shd w:val="clear" w:color="auto" w:fill="EBF0F8"/>
-      </w:pPr>
-      <w:r>
-        <w:rPr>
-          <w:b/>
-          <w:color w:val="003366"/>
-          <w:sz w:val="28"/>
-        </w:rPr>
-        <w:t>2. 管理担当者の役割について</w:t>
+        <w:t>実施方法や費用負担については、会社の運用および加入されている健康保険組合の制度をご確認いただくことをお勧めします。</w:t>
       </w:r>
     </w:p>
     <w:p/>
     <w:p>
       <w:r>
-        <w:t>健康診断の管理は、社長の代理として管理担当者（総務・人事担当）が行います。</w:t>
-        <w:br/>
-        <w:t>専門資格は不要ですが、以下の業務を担います。</w:t>
-      </w:r>
-    </w:p>
-    <w:p/>
-    <w:p>
-      <w:pPr>
-        <w:ind w:left="397"/>
-      </w:pPr>
-      <w:r>
         <w:rPr>
+          <w:b/>
           <w:sz w:val="21"/>
         </w:rPr>
-        <w:t>① 年1回の受診案内（例：毎年4月に全社員へ案内）</w:t>
+        <w:t>■ 管理時に配慮する法律</w:t>
       </w:r>
     </w:p>
     <w:p>
-      <w:pPr>
-        <w:ind w:left="397"/>
-      </w:pPr>
       <w:r>
         <w:rPr>
+          <w:b/>
           <w:sz w:val="21"/>
         </w:rPr>
-        <w:t>② 受診結果の収集と保管</w:t>
+        <w:t>個人情報保護法</w:t>
       </w:r>
     </w:p>
     <w:p>
-      <w:pPr>
-        <w:ind w:left="397"/>
-      </w:pPr>
       <w:r>
         <w:rPr>
+          <w:b w:val="0"/>
           <w:sz w:val="21"/>
         </w:rPr>
-        <w:t>③ 要フォロー者（医師が異常所見ありと判断した社員）の把握・記録</w:t>
+        <w:t>健康診断結果は「要配慮個人情報」に該当します。</w:t>
       </w:r>
     </w:p>
     <w:p>
-      <w:pPr>
-        <w:ind w:left="397"/>
-      </w:pPr>
       <w:r>
         <w:rPr>
+          <w:b w:val="0"/>
           <w:sz w:val="21"/>
         </w:rPr>
-        <w:t>④ 中途入社者の入社時健康診断書の受け取り</w:t>
+        <w:t>そのため、</w:t>
       </w:r>
     </w:p>
-    <w:p/>
     <w:p>
-      <w:pPr>
-        <w:jc w:val="left"/>
-        <w:shd w:val="clear" w:color="auto" w:fill="EBF0F8"/>
-      </w:pPr>
       <w:r>
         <w:rPr>
-          <w:b/>
-          <w:color w:val="003366"/>
-          <w:sz w:val="28"/>
+          <w:b w:val="0"/>
+          <w:sz w:val="21"/>
         </w:rPr>
-        <w:t>3. 一般的な管理方法の例</w:t>
+        <w:t xml:space="preserve">　・閲覧者を限定する</w:t>
+      </w:r>
+    </w:p>
+    <w:p>
+      <w:r>
+        <w:rPr>
+          <w:b w:val="0"/>
+          <w:sz w:val="21"/>
+        </w:rPr>
+        <w:t xml:space="preserve">　・保管場所を限定する</w:t>
+      </w:r>
+    </w:p>
+    <w:p>
+      <w:r>
+        <w:rPr>
+          <w:b w:val="0"/>
+          <w:sz w:val="21"/>
+        </w:rPr>
+        <w:t>などの管理が望ましいとされています。</w:t>
       </w:r>
     </w:p>
     <w:p/>
     <w:p>
       <w:r>
-        <w:t>以下は、中小企業で広く使われている管理方法の一例です。</w:t>
+        <w:rPr>
+          <w:b/>
+          <w:sz w:val="21"/>
+        </w:rPr>
+        <w:t>労働契約法（安全配慮義務）</w:t>
+      </w:r>
+    </w:p>
+    <w:p>
+      <w:r>
+        <w:rPr>
+          <w:b w:val="0"/>
+          <w:sz w:val="21"/>
+        </w:rPr>
+        <w:t>健康診断結果から健康上の課題が確認された場合には、必要に応じて業務内容や負荷等への配慮を検討することが求められます。</w:t>
       </w:r>
     </w:p>
     <w:p/>
     <w:p>
-      <w:pPr>
-        <w:jc w:val="left"/>
-      </w:pPr>
       <w:r>
         <w:rPr>
           <w:b/>
-          <w:color w:val="003366"/>
-          <w:sz w:val="23"/>
+          <w:sz w:val="21"/>
         </w:rPr>
-        <w:t>■ 在籍社員の管理</w:t>
+        <w:t>2．健康診断管理担当者の役割</w:t>
       </w:r>
     </w:p>
     <w:p>
-      <w:pPr>
-        <w:ind w:left="397"/>
-      </w:pPr>
       <w:r>
         <w:rPr>
+          <w:b w:val="0"/>
           <w:sz w:val="21"/>
         </w:rPr>
-        <w:t>【案内】毎年同じ時期（例：4月）に全社員へ健康診断の受診を案内する</w:t>
+        <w:t>専門資格は不要です。</w:t>
       </w:r>
     </w:p>
     <w:p>
-      <w:pPr>
-        <w:ind w:left="397"/>
-      </w:pPr>
       <w:r>
         <w:rPr>
+          <w:b w:val="0"/>
           <w:sz w:val="21"/>
         </w:rPr>
-        <w:t>【提出】受診後、結果のPDFまたはコピーを提出してもらう</w:t>
+        <w:t>総務担当者または社長等が管理担当者となり、以下を管理します。</w:t>
       </w:r>
     </w:p>
     <w:p>
-      <w:pPr>
-        <w:ind w:left="397"/>
-      </w:pPr>
       <w:r>
         <w:rPr>
+          <w:b w:val="0"/>
           <w:sz w:val="21"/>
         </w:rPr>
-        <w:t>【保管】社長と管理担当者のみアクセスできるフォルダ・ファイルで5年間保管する</w:t>
+        <w:t>① 年1回の健康診断受診案内</w:t>
       </w:r>
     </w:p>
     <w:p>
-      <w:pPr>
-        <w:ind w:left="397"/>
-      </w:pPr>
       <w:r>
         <w:rPr>
+          <w:b w:val="0"/>
           <w:sz w:val="21"/>
         </w:rPr>
-        <w:t>【確認】異常所見の有無を確認し、必要に応じて声かけ・受診勧奨を行う</w:t>
+        <w:t>② 健康診断結果の収集および保管</w:t>
+      </w:r>
+    </w:p>
+    <w:p>
+      <w:r>
+        <w:rPr>
+          <w:b w:val="0"/>
+          <w:sz w:val="21"/>
+        </w:rPr>
+        <w:t>③ 異常所見者の把握および記録</w:t>
+      </w:r>
+    </w:p>
+    <w:p>
+      <w:r>
+        <w:rPr>
+          <w:b w:val="0"/>
+          <w:sz w:val="21"/>
+        </w:rPr>
+        <w:t>④ 必要に応じた受診勧奨</w:t>
+      </w:r>
+    </w:p>
+    <w:p>
+      <w:r>
+        <w:rPr>
+          <w:b w:val="0"/>
+          <w:sz w:val="21"/>
+        </w:rPr>
+        <w:t>⑤ 中途入社者の健康診断結果の確認</w:t>
       </w:r>
     </w:p>
     <w:p/>
     <w:p>
-      <w:pPr>
-        <w:jc w:val="left"/>
-      </w:pPr>
       <w:r>
         <w:rPr>
           <w:b/>
-          <w:color w:val="003366"/>
-          <w:sz w:val="23"/>
+          <w:sz w:val="21"/>
         </w:rPr>
-        <w:t>■ 中途入社者への対応</w:t>
+        <w:t>3．一般的な管理方法の例</w:t>
       </w:r>
     </w:p>
     <w:p>
-      <w:pPr>
-        <w:ind w:left="397"/>
-      </w:pPr>
       <w:r>
         <w:rPr>
+          <w:b/>
           <w:sz w:val="21"/>
         </w:rPr>
-        <w:t>入社時に「直近1年以内の健康診断書」の提出を求める</w:t>
+        <w:t>在籍社員</w:t>
       </w:r>
     </w:p>
     <w:p>
-      <w:pPr>
-        <w:ind w:left="397"/>
-      </w:pPr>
       <w:r>
         <w:rPr>
+          <w:b w:val="0"/>
           <w:sz w:val="21"/>
         </w:rPr>
-        <w:t>1年を超えている場合は、入社後速やかに受診してもらう</w:t>
+        <w:t>① 毎年同じ時期（例：4月）に健康診断受診を案内する</w:t>
+      </w:r>
+    </w:p>
+    <w:p>
+      <w:r>
+        <w:rPr>
+          <w:b w:val="0"/>
+          <w:sz w:val="21"/>
+        </w:rPr>
+        <w:t>② 受診後、結果（PDFまたはコピー）を提出してもらう</w:t>
+      </w:r>
+    </w:p>
+    <w:p>
+      <w:r>
+        <w:rPr>
+          <w:b w:val="0"/>
+          <w:sz w:val="21"/>
+        </w:rPr>
+        <w:t>③ 社長および管理担当者のみ閲覧できる場所で保管する</w:t>
+      </w:r>
+    </w:p>
+    <w:p>
+      <w:r>
+        <w:rPr>
+          <w:b w:val="0"/>
+          <w:sz w:val="21"/>
+        </w:rPr>
+        <w:t>④ 異常所見の有無を確認する</w:t>
+      </w:r>
+    </w:p>
+    <w:p>
+      <w:r>
+        <w:rPr>
+          <w:b w:val="0"/>
+          <w:sz w:val="21"/>
+        </w:rPr>
+        <w:t>⑤ 必要に応じて受診勧奨を行う</w:t>
       </w:r>
     </w:p>
     <w:p/>
     <w:p>
-      <w:pPr>
-        <w:jc w:val="left"/>
-        <w:shd w:val="clear" w:color="auto" w:fill="EBF0F8"/>
-      </w:pPr>
       <w:r>
         <w:rPr>
           <w:b/>
-          <w:color w:val="003366"/>
-          <w:sz w:val="28"/>
+          <w:sz w:val="21"/>
         </w:rPr>
-        <w:t>4. 現在できていること・今後の整備事項</w:t>
+        <w:t>中途入社者</w:t>
+      </w:r>
+    </w:p>
+    <w:p>
+      <w:r>
+        <w:rPr>
+          <w:b w:val="0"/>
+          <w:sz w:val="21"/>
+        </w:rPr>
+        <w:t>① 入社時に直近1年以内の健康診断結果を提出してもらう</w:t>
+      </w:r>
+    </w:p>
+    <w:p>
+      <w:r>
+        <w:rPr>
+          <w:b w:val="0"/>
+          <w:sz w:val="21"/>
+        </w:rPr>
+        <w:t>② 1年を超えている場合は入社後速やかに健康診断を受診してもらう</w:t>
       </w:r>
     </w:p>
     <w:p/>
     <w:p>
-      <w:pPr>
-        <w:jc w:val="left"/>
-      </w:pPr>
       <w:r>
         <w:rPr>
           <w:b/>
-          <w:color w:val="00783C"/>
-          <w:sz w:val="23"/>
+          <w:sz w:val="21"/>
         </w:rPr>
-        <w:t>■ 現在できていること（✓）</w:t>
+        <w:t>4．現在できていること・今後整備を検討できる事項</w:t>
       </w:r>
     </w:p>
     <w:p>
-      <w:pPr>
-        <w:ind w:left="397"/>
-      </w:pPr>
       <w:r>
         <w:rPr>
+          <w:b/>
           <w:sz w:val="21"/>
         </w:rPr>
-        <w:t>✓  社員の皆様に健康診断受診の意識がある</w:t>
+        <w:t>■ 現在できていること</w:t>
       </w:r>
     </w:p>
     <w:p>
-      <w:pPr>
-        <w:ind w:left="397"/>
-      </w:pPr>
       <w:r>
         <w:rPr>
+          <w:b w:val="0"/>
           <w:sz w:val="21"/>
         </w:rPr>
-        <w:t>✓  対象者への案内を実施済み</w:t>
+        <w:t>✓　健康診断対象者への案内を実施している</w:t>
       </w:r>
     </w:p>
     <w:p>
-      <w:pPr>
-        <w:ind w:left="397"/>
-      </w:pPr>
       <w:r>
         <w:rPr>
+          <w:b w:val="0"/>
           <w:sz w:val="21"/>
         </w:rPr>
-        <w:t>✓  受診済みの社員がいる</w:t>
+        <w:t>✓　受診済みの社員がいる</w:t>
+      </w:r>
+    </w:p>
+    <w:p>
+      <w:r>
+        <w:rPr>
+          <w:b w:val="0"/>
+          <w:sz w:val="21"/>
+        </w:rPr>
+        <w:t>✓　社員の皆様に健康診断受診の意識がある</w:t>
+      </w:r>
+    </w:p>
+    <w:p>
+      <w:r>
+        <w:rPr>
+          <w:b w:val="0"/>
+          <w:sz w:val="21"/>
+        </w:rPr>
+        <w:t>✓　受診状況の確認を開始している</w:t>
       </w:r>
     </w:p>
     <w:p/>
     <w:p>
-      <w:pPr>
-        <w:jc w:val="left"/>
-      </w:pPr>
       <w:r>
         <w:rPr>
           <w:b/>
-          <w:color w:val="B45A00"/>
-          <w:sz w:val="23"/>
+          <w:sz w:val="21"/>
         </w:rPr>
-        <w:t>■ 今後整備が必要な事項（△）</w:t>
+        <w:t>■ 今後整備を検討できる事項</w:t>
       </w:r>
     </w:p>
     <w:p>
-      <w:pPr>
-        <w:ind w:left="397"/>
-      </w:pPr>
       <w:r>
         <w:rPr>
+          <w:b w:val="0"/>
           <w:sz w:val="21"/>
         </w:rPr>
-        <w:t>△  健康診断結果の会社保管（5年間）</w:t>
+        <w:t>△　健康診断結果の会社保管（5年間）</w:t>
       </w:r>
     </w:p>
     <w:p>
-      <w:pPr>
-        <w:ind w:left="397"/>
-      </w:pPr>
       <w:r>
         <w:rPr>
+          <w:b w:val="0"/>
           <w:sz w:val="21"/>
         </w:rPr>
-        <w:t>△  異常所見者の把握と記録</w:t>
+        <w:t>△　異常所見者の把握および記録</w:t>
       </w:r>
     </w:p>
     <w:p>
-      <w:pPr>
-        <w:ind w:left="397"/>
-      </w:pPr>
       <w:r>
         <w:rPr>
+          <w:b w:val="0"/>
           <w:sz w:val="21"/>
         </w:rPr>
-        <w:t>△  39歳以下の社員への健診手配・費用負担の確認</w:t>
+        <w:t>△　健康診断管理担当者の明確化</w:t>
       </w:r>
     </w:p>
     <w:p>
-      <w:pPr>
-        <w:ind w:left="397"/>
-      </w:pPr>
       <w:r>
         <w:rPr>
+          <w:b w:val="0"/>
           <w:sz w:val="21"/>
         </w:rPr>
-        <w:t>△  中途入社時の診断書受け取りフローの明確化</w:t>
+        <w:t>△　中途入社時の健康診断結果回収フロー</w:t>
       </w:r>
     </w:p>
     <w:p>
-      <w:pPr>
-        <w:ind w:left="397"/>
-      </w:pPr>
       <w:r>
         <w:rPr>
+          <w:b w:val="0"/>
           <w:sz w:val="21"/>
         </w:rPr>
-        <w:t>△  保管先・閲覧権限の設定</w:t>
+        <w:t>△　保管場所および閲覧権限の設定</w:t>
       </w:r>
     </w:p>
     <w:p/>
     <w:p>
-      <w:pPr>
-        <w:spacing w:before="240"/>
-      </w:pPr>
       <w:r>
-        <w:t>本資料は、健康診断管理体制の参考情報として作成したものです。</w:t>
+        <w:rPr>
+          <w:b w:val="0"/>
+          <w:sz w:val="21"/>
+        </w:rPr>
+        <w:t>健康診断結果を適切に管理することで、</w:t>
       </w:r>
     </w:p>
     <w:p>
       <w:r>
-        <w:t>具体的な運用方法については、会社のご状況に合わせてご判断ください。</w:t>
+        <w:rPr>
+          <w:b w:val="0"/>
+          <w:sz w:val="21"/>
+        </w:rPr>
+        <w:t xml:space="preserve">　・社員の健康状態の把握</w:t>
+      </w:r>
+    </w:p>
+    <w:p>
+      <w:r>
+        <w:rPr>
+          <w:b w:val="0"/>
+          <w:sz w:val="21"/>
+        </w:rPr>
+        <w:t xml:space="preserve">　・異常所見者の早期対応</w:t>
+      </w:r>
+    </w:p>
+    <w:p>
+      <w:r>
+        <w:rPr>
+          <w:b w:val="0"/>
+          <w:sz w:val="21"/>
+        </w:rPr>
+        <w:t xml:space="preserve">　・会社としての健康管理体制の整備</w:t>
+      </w:r>
+    </w:p>
+    <w:p>
+      <w:r>
+        <w:rPr>
+          <w:b w:val="0"/>
+          <w:sz w:val="21"/>
+        </w:rPr>
+        <w:t>につながると考えます。</w:t>
+      </w:r>
+    </w:p>
+    <w:p/>
+    <w:p>
+      <w:r>
+        <w:rPr>
+          <w:b/>
+          <w:sz w:val="21"/>
+        </w:rPr>
+        <w:t>5．企業のオンライン保健室で対応可能な内容</w:t>
+      </w:r>
+    </w:p>
+    <w:p>
+      <w:r>
+        <w:rPr>
+          <w:b w:val="0"/>
+          <w:sz w:val="21"/>
+        </w:rPr>
+        <w:t>健康診断結果をご提供いただける場合は、</w:t>
+      </w:r>
+    </w:p>
+    <w:p>
+      <w:r>
+        <w:rPr>
+          <w:b w:val="0"/>
+          <w:sz w:val="21"/>
+        </w:rPr>
+        <w:t xml:space="preserve">　・管理表作成</w:t>
+      </w:r>
+    </w:p>
+    <w:p>
+      <w:r>
+        <w:rPr>
+          <w:b w:val="0"/>
+          <w:sz w:val="21"/>
+        </w:rPr>
+        <w:t xml:space="preserve">　・異常所見者の抽出サポート</w:t>
+      </w:r>
+    </w:p>
+    <w:p>
+      <w:r>
+        <w:rPr>
+          <w:b w:val="0"/>
+          <w:sz w:val="21"/>
+        </w:rPr>
+        <w:t xml:space="preserve">　・健康診断管理体制構築に関する助言</w:t>
+      </w:r>
+    </w:p>
+    <w:p>
+      <w:r>
+        <w:rPr>
+          <w:b w:val="0"/>
+          <w:sz w:val="21"/>
+        </w:rPr>
+        <w:t>についてサポートすることが可能です。</w:t>
+      </w:r>
+    </w:p>
+    <w:p/>
+    <w:p>
+      <w:r>
+        <w:rPr>
+          <w:b w:val="0"/>
+          <w:sz w:val="21"/>
+        </w:rPr>
+        <w:t>本資料は健康診断管理体制を検討する際の参考資料として作成しております。</w:t>
+      </w:r>
+    </w:p>
+    <w:p>
+      <w:r>
+        <w:rPr>
+          <w:b w:val="0"/>
+          <w:sz w:val="21"/>
+        </w:rPr>
+        <w:t>実際の運用方法および管理体制については、会社としてご判断いただければと思います。</w:t>
       </w:r>
     </w:p>
     <w:sectPr>
@@ -1046,10 +1090,6 @@
     <w:name w:val="Normal"/>
     <w:qFormat/>
     <w:rsid w:val="00FC693F"/>
-    <w:rPr>
-      <w:rFonts w:ascii="メイリオ" w:hAnsi="メイリオ"/>
-      <w:sz w:val="21"/>
-    </w:rPr>
   </w:style>
   <w:style w:type="paragraph" w:styleId="Header">
     <w:name w:val="header"/>
